--- a/ZAIC_과제수행계획서_ZEN.docx
+++ b/ZAIC_과제수행계획서_ZEN.docx
@@ -688,7 +688,7 @@
                 <w:szCs w:val="20"/>
                 <w:lang w:eastAsia="ko-KR"/>
               </w:rPr>
-              <w:t xml:space="preserve">[1] 제니엘 제조사업부 사업3팀은 아모레퍼시픽·코스비전에 생산·업무 도급 서비스를 제공하며, 현장 인력 약 360명이 상시 운영에 투입됩니다.</w:t>
+              <w:t xml:space="preserve">[1] 제니엘 제조사업부 사업3팀은 아모레퍼시픽·코스비전에 생산·업무 도급 서비스를 제공하며, 현장 인력 272명(생산도급 174명·업무도급 98명)이 상시 운영에 투입됩니다.</w:t>
             </w:r>
           </w:p>
           <w:p>
